--- a/courseware/LP-Mastering Articulate Storyline 360 for e-Learning Content Creation.docx
+++ b/courseware/LP-Mastering Articulate Storyline 360 for e-Learning Content Creation.docx
@@ -179,7 +179,7 @@
           <w:color w:val="1F6FEB"/>
           <w:sz w:val="24"/>
         </w:rPr>
-        <w:t>Version 9</w:t>
+        <w:t>Version 10</w:t>
       </w:r>
     </w:p>
     <w:p>
@@ -352,7 +352,7 @@
               <w:rPr>
                 <w:sz w:val="19"/>
               </w:rPr>
-              <w:t>9</w:t>
+              <w:t>9.0</w:t>
             </w:r>
           </w:p>
         </w:tc>
@@ -380,7 +380,65 @@
               <w:rPr>
                 <w:sz w:val="19"/>
               </w:rPr>
-              <w:t>Rebuilt 32-hour plan aligned to the current deck, nine Storyline labs and approved 60-minute WA plus 60-minute PP.</w:t>
+              <w:t>Rebuilt 32-hour plan aligned to the 127-slide deck, nine Storyline labs and approved 60-minute WA plus 60-minute PP.</w:t>
+            </w:r>
+          </w:p>
+        </w:tc>
+        <w:tc>
+          <w:tcPr>
+            <w:tcW w:type="dxa" w:w="2160"/>
+          </w:tcPr>
+          <w:p>
+            <w:r/>
+            <w:r>
+              <w:rPr>
+                <w:sz w:val="19"/>
+              </w:rPr>
+              <w:t>Dr Alfred Ang</w:t>
+            </w:r>
+          </w:p>
+        </w:tc>
+      </w:tr>
+      <w:tr>
+        <w:tc>
+          <w:tcPr>
+            <w:tcW w:type="dxa" w:w="2160"/>
+          </w:tcPr>
+          <w:p>
+            <w:r/>
+            <w:r>
+              <w:rPr>
+                <w:sz w:val="19"/>
+              </w:rPr>
+              <w:t>10</w:t>
+            </w:r>
+          </w:p>
+        </w:tc>
+        <w:tc>
+          <w:tcPr>
+            <w:tcW w:type="dxa" w:w="2160"/>
+          </w:tcPr>
+          <w:p>
+            <w:r/>
+            <w:r>
+              <w:rPr>
+                <w:sz w:val="19"/>
+              </w:rPr>
+              <w:t>22 August 2026</w:t>
+            </w:r>
+          </w:p>
+        </w:tc>
+        <w:tc>
+          <w:tcPr>
+            <w:tcW w:type="dxa" w:w="2160"/>
+          </w:tcPr>
+          <w:p>
+            <w:r/>
+            <w:r>
+              <w:rPr>
+                <w:sz w:val="19"/>
+              </w:rPr>
+              <w:t>Rebalanced the same 32-hour plan around 48 ebook-informed concepts and strengthened evidence criteria in all nine labs; assessment design unchanged.</w:t>
             </w:r>
           </w:p>
         </w:tc>
@@ -419,12 +477,178 @@
       </w:r>
     </w:p>
     <w:p>
+      <w:pPr>
+        <w:tabs>
+          <w:tab w:pos="9072" w:val="right" w:leader="dot"/>
+        </w:tabs>
+        <w:spacing w:after="60"/>
+      </w:pPr>
       <w:r>
-        <w:fldChar w:fldCharType="begin"/>
-        <w:instrText xml:space="preserve">TOC \o "1-3" \h \z \u</w:instrText>
-        <w:fldChar w:fldCharType="separate"/>
-        <w:t>Right-click and choose “Update Field”, or press F9, to build the table of contents.</w:t>
-        <w:fldChar w:fldCharType="end"/>
+        <w:rPr>
+          <w:rFonts w:ascii="Arial" w:hAnsi="Arial"/>
+          <w:b/>
+          <w:color w:val="333333"/>
+          <w:sz w:val="22"/>
+        </w:rPr>
+        <w:t>Course Information</w:t>
+        <w:tab/>
+        <w:t>4</w:t>
+      </w:r>
+    </w:p>
+    <w:p>
+      <w:pPr>
+        <w:tabs>
+          <w:tab w:pos="9072" w:val="right" w:leader="dot"/>
+        </w:tabs>
+        <w:spacing w:after="60"/>
+      </w:pPr>
+      <w:r>
+        <w:rPr>
+          <w:rFonts w:ascii="Arial" w:hAnsi="Arial"/>
+          <w:b/>
+          <w:color w:val="333333"/>
+          <w:sz w:val="22"/>
+        </w:rPr>
+        <w:t>Learning Outcomes</w:t>
+        <w:tab/>
+        <w:t>4</w:t>
+      </w:r>
+    </w:p>
+    <w:p>
+      <w:pPr>
+        <w:tabs>
+          <w:tab w:pos="9072" w:val="right" w:leader="dot"/>
+        </w:tabs>
+        <w:spacing w:after="60"/>
+      </w:pPr>
+      <w:r>
+        <w:rPr>
+          <w:rFonts w:ascii="Arial" w:hAnsi="Arial"/>
+          <w:b/>
+          <w:color w:val="333333"/>
+          <w:sz w:val="22"/>
+        </w:rPr>
+        <w:t>Assessment</w:t>
+        <w:tab/>
+        <w:t>4</w:t>
+      </w:r>
+    </w:p>
+    <w:p>
+      <w:pPr>
+        <w:tabs>
+          <w:tab w:pos="9072" w:val="right" w:leader="dot"/>
+        </w:tabs>
+        <w:spacing w:after="60"/>
+      </w:pPr>
+      <w:r>
+        <w:rPr>
+          <w:rFonts w:ascii="Arial" w:hAnsi="Arial"/>
+          <w:b/>
+          <w:color w:val="333333"/>
+          <w:sz w:val="22"/>
+        </w:rPr>
+        <w:t>Four-Day Schedule</w:t>
+        <w:tab/>
+        <w:t>4</w:t>
+      </w:r>
+    </w:p>
+    <w:p>
+      <w:pPr>
+        <w:tabs>
+          <w:tab w:pos="9072" w:val="right" w:leader="dot"/>
+        </w:tabs>
+        <w:spacing w:after="60"/>
+        <w:ind w:left="432"/>
+      </w:pPr>
+      <w:r>
+        <w:rPr>
+          <w:rFonts w:ascii="Arial" w:hAnsi="Arial"/>
+          <w:b w:val="0"/>
+          <w:color w:val="333333"/>
+          <w:sz w:val="21"/>
+        </w:rPr>
+        <w:t>Day 1</w:t>
+        <w:tab/>
+        <w:t>4</w:t>
+      </w:r>
+    </w:p>
+    <w:p>
+      <w:pPr>
+        <w:tabs>
+          <w:tab w:pos="9072" w:val="right" w:leader="dot"/>
+        </w:tabs>
+        <w:spacing w:after="60"/>
+        <w:ind w:left="432"/>
+      </w:pPr>
+      <w:r>
+        <w:rPr>
+          <w:rFonts w:ascii="Arial" w:hAnsi="Arial"/>
+          <w:b w:val="0"/>
+          <w:color w:val="333333"/>
+          <w:sz w:val="21"/>
+        </w:rPr>
+        <w:t>Day 2</w:t>
+        <w:tab/>
+        <w:t>5</w:t>
+      </w:r>
+    </w:p>
+    <w:p>
+      <w:pPr>
+        <w:tabs>
+          <w:tab w:pos="9072" w:val="right" w:leader="dot"/>
+        </w:tabs>
+        <w:spacing w:after="60"/>
+        <w:ind w:left="432"/>
+      </w:pPr>
+      <w:r>
+        <w:rPr>
+          <w:rFonts w:ascii="Arial" w:hAnsi="Arial"/>
+          <w:b w:val="0"/>
+          <w:color w:val="333333"/>
+          <w:sz w:val="21"/>
+        </w:rPr>
+        <w:t>Day 3</w:t>
+        <w:tab/>
+        <w:t>6</w:t>
+      </w:r>
+    </w:p>
+    <w:p>
+      <w:pPr>
+        <w:tabs>
+          <w:tab w:pos="9072" w:val="right" w:leader="dot"/>
+        </w:tabs>
+        <w:spacing w:after="60"/>
+        <w:ind w:left="432"/>
+      </w:pPr>
+      <w:r>
+        <w:rPr>
+          <w:rFonts w:ascii="Arial" w:hAnsi="Arial"/>
+          <w:b w:val="0"/>
+          <w:color w:val="333333"/>
+          <w:sz w:val="21"/>
+        </w:rPr>
+        <w:t>Day 4</w:t>
+        <w:tab/>
+        <w:t>6</w:t>
+      </w:r>
+    </w:p>
+    <w:p>
+      <w:pPr>
+        <w:tabs>
+          <w:tab w:pos="9072" w:val="right" w:leader="dot"/>
+        </w:tabs>
+        <w:spacing w:after="60"/>
+      </w:pPr>
+      <w:r>
+        <w:rPr>
+          <w:rFonts w:ascii="Arial" w:hAnsi="Arial"/>
+          <w:b/>
+          <w:color w:val="333333"/>
+          <w:sz w:val="22"/>
+        </w:rPr>
+        <w:t>Lab Alignment</w:t>
+        <w:tab/>
+        <w:t>8</w:t>
       </w:r>
     </w:p>
     <w:p>
@@ -714,7 +938,7 @@
               <w:rPr>
                 <w:sz w:val="19"/>
               </w:rPr>
-              <w:t>v9 · 21 August 2026</w:t>
+              <w:t>v10 · 22 August 2026</w:t>
             </w:r>
           </w:p>
         </w:tc>
@@ -1039,7 +1263,7 @@
               <w:rPr>
                 <w:sz w:val="19"/>
               </w:rPr>
-              <w:t>Digital storytelling, content promise and storyboard architecture</w:t>
+              <w:t>Performance gaps, digital storytelling, content promise and storyboard architecture</w:t>
             </w:r>
           </w:p>
         </w:tc>
@@ -1053,7 +1277,7 @@
               <w:rPr>
                 <w:sz w:val="19"/>
               </w:rPr>
-              <w:t>Topic 1 begins at slide 18</w:t>
+              <w:t>Topic 1 begins at slide 17</w:t>
             </w:r>
           </w:p>
         </w:tc>
@@ -1203,7 +1427,7 @@
               <w:rPr>
                 <w:sz w:val="19"/>
               </w:rPr>
-              <w:t>Topic 1: slide 18 onward</w:t>
+              <w:t>Topic 1: slide 17 onward</w:t>
             </w:r>
           </w:p>
         </w:tc>
@@ -1339,7 +1563,7 @@
               <w:rPr>
                 <w:sz w:val="19"/>
               </w:rPr>
-              <w:t>Question slides, result logic, question banks and media libraries</w:t>
+              <w:t>Prototype reviews, question slides, result logic, question banks and media libraries</w:t>
             </w:r>
           </w:p>
         </w:tc>
@@ -1353,7 +1577,7 @@
               <w:rPr>
                 <w:sz w:val="19"/>
               </w:rPr>
-              <w:t>Topic 1: slide 18 onward</w:t>
+              <w:t>Topic 1: slide 17 onward</w:t>
             </w:r>
           </w:p>
         </w:tc>
@@ -1503,7 +1727,7 @@
               <w:rPr>
                 <w:sz w:val="19"/>
               </w:rPr>
-              <w:t>Lab slides 40, 41</w:t>
+              <w:t>Lab slides 43, 44</w:t>
             </w:r>
           </w:p>
         </w:tc>
@@ -1823,7 +2047,7 @@
               <w:rPr>
                 <w:sz w:val="19"/>
               </w:rPr>
-              <w:t>Audience preferences, pictures, 360° media and video</w:t>
+              <w:t>Audience preferences, visual grammar, pictures, 360° media and video</w:t>
             </w:r>
           </w:p>
         </w:tc>
@@ -1837,7 +2061,7 @@
               <w:rPr>
                 <w:sz w:val="19"/>
               </w:rPr>
-              <w:t>Topic 2 begins at slide 43</w:t>
+              <w:t>Topic 2 begins at slide 46</w:t>
             </w:r>
           </w:p>
         </w:tc>
@@ -1973,7 +2197,7 @@
               <w:rPr>
                 <w:sz w:val="19"/>
               </w:rPr>
-              <w:t>Audio, captions, accessibility, web objects and screen recordings</w:t>
+              <w:t>Video workflow, audio, captions, accessible equivalents, web objects and screen recordings</w:t>
             </w:r>
           </w:p>
         </w:tc>
@@ -1987,7 +2211,7 @@
               <w:rPr>
                 <w:sz w:val="19"/>
               </w:rPr>
-              <w:t>Topic 2: slide 43 onward</w:t>
+              <w:t>Topic 2: slide 46 onward</w:t>
             </w:r>
           </w:p>
         </w:tc>
@@ -2137,7 +2361,7 @@
               <w:rPr>
                 <w:sz w:val="19"/>
               </w:rPr>
-              <w:t>Topic 2: slide 43 onward</w:t>
+              <w:t>Topic 2: slide 46 onward</w:t>
             </w:r>
           </w:p>
         </w:tc>
@@ -2287,7 +2511,7 @@
               <w:rPr>
                 <w:sz w:val="19"/>
               </w:rPr>
-              <w:t>Lab slides 65, 66</w:t>
+              <w:t>Lab slides 74, 75</w:t>
             </w:r>
           </w:p>
         </w:tc>
@@ -2607,7 +2831,7 @@
               <w:rPr>
                 <w:sz w:val="19"/>
               </w:rPr>
-              <w:t>Interactive objects, triggers, states and variables</w:t>
+              <w:t>Meaningful choices, learner-controlled discovery, triggers, states and variables</w:t>
             </w:r>
           </w:p>
         </w:tc>
@@ -2621,7 +2845,7 @@
               <w:rPr>
                 <w:sz w:val="19"/>
               </w:rPr>
-              <w:t>Topic 3 begins at slide 70</w:t>
+              <w:t>Topic 3 begins at slide 79</w:t>
             </w:r>
           </w:p>
         </w:tc>
@@ -2771,7 +2995,7 @@
               <w:rPr>
                 <w:sz w:val="19"/>
               </w:rPr>
-              <w:t>Topic 3: slide 70 onward</w:t>
+              <w:t>Topic 3: slide 79 onward</w:t>
             </w:r>
           </w:p>
         </w:tc>
@@ -2921,7 +3145,7 @@
               <w:rPr>
                 <w:sz w:val="19"/>
               </w:rPr>
-              <w:t>Lab slides 67, 68</w:t>
+              <w:t>Lab slides 76, 77</w:t>
             </w:r>
           </w:p>
         </w:tc>
@@ -3071,7 +3295,7 @@
               <w:rPr>
                 <w:sz w:val="19"/>
               </w:rPr>
-              <w:t>Lab slides 92, 93</w:t>
+              <w:t>Lab slides 105, 106</w:t>
             </w:r>
           </w:p>
         </w:tc>
@@ -3391,7 +3615,7 @@
               <w:rPr>
                 <w:sz w:val="19"/>
               </w:rPr>
-              <w:t>Themes, masters, player, accessibility and Review 360</w:t>
+              <w:t>Themes, masters, player, multi-device UX, accessibility and Review 360</w:t>
             </w:r>
           </w:p>
         </w:tc>
@@ -3405,7 +3629,7 @@
               <w:rPr>
                 <w:sz w:val="19"/>
               </w:rPr>
-              <w:t>Topic 4 begins at slide 95</w:t>
+              <w:t>Topic 4 begins at slide 108</w:t>
             </w:r>
           </w:p>
         </w:tc>
@@ -3555,7 +3779,7 @@
               <w:rPr>
                 <w:sz w:val="19"/>
               </w:rPr>
-              <w:t>Topic 4: slide 95 onward</w:t>
+              <w:t>Topic 4: slide 108 onward</w:t>
             </w:r>
           </w:p>
         </w:tc>
@@ -3705,7 +3929,7 @@
               <w:rPr>
                 <w:sz w:val="19"/>
               </w:rPr>
-              <w:t>Topic 4: slide 95 onward</w:t>
+              <w:t>Topic 4: slide 108 onward</w:t>
             </w:r>
           </w:p>
         </w:tc>
@@ -3855,7 +4079,7 @@
               <w:rPr>
                 <w:sz w:val="19"/>
               </w:rPr>
-              <w:t>Lab slide 117</w:t>
+              <w:t>Lab slide 132</w:t>
             </w:r>
           </w:p>
         </w:tc>
@@ -4224,7 +4448,7 @@
               <w:rPr>
                 <w:sz w:val="19"/>
               </w:rPr>
-              <w:t>40</w:t>
+              <w:t>43</w:t>
             </w:r>
           </w:p>
         </w:tc>
@@ -4238,7 +4462,7 @@
               <w:rPr>
                 <w:sz w:val="19"/>
               </w:rPr>
-              <w:t>Both original BEGIN and END .story files remain unchanged.; All replaced media preserves aspect ratio and readable composition.</w:t>
+              <w:t>Both original BEGIN and END .story files remain unchanged.</w:t>
             </w:r>
           </w:p>
         </w:tc>
@@ -4285,7 +4509,7 @@
               <w:rPr>
                 <w:sz w:val="19"/>
               </w:rPr>
-              <w:t>41</w:t>
+              <w:t>44</w:t>
             </w:r>
           </w:p>
         </w:tc>
@@ -4299,7 +4523,7 @@
               <w:rPr>
                 <w:sz w:val="19"/>
               </w:rPr>
-              <w:t>Each slide has one clear purpose and concise copy.; The three descriptions and visuals match the intended module topics.</w:t>
+              <w:t>The performance gap, learner action and success measure are explicit.</w:t>
             </w:r>
           </w:p>
         </w:tc>
@@ -4346,7 +4570,7 @@
               <w:rPr>
                 <w:sz w:val="19"/>
               </w:rPr>
-              <w:t>65</w:t>
+              <w:t>74</w:t>
             </w:r>
           </w:p>
         </w:tc>
@@ -4360,7 +4584,7 @@
               <w:rPr>
                 <w:sz w:val="19"/>
               </w:rPr>
-              <w:t>Visual choices trace to audience requirements.; No picture is stretched or visibly pixelated.</w:t>
+              <w:t>Visual choices trace to audience requirements.</w:t>
             </w:r>
           </w:p>
         </w:tc>
@@ -4407,7 +4631,7 @@
               <w:rPr>
                 <w:sz w:val="19"/>
               </w:rPr>
-              <w:t>66</w:t>
+              <w:t>75</w:t>
             </w:r>
           </w:p>
         </w:tc>
@@ -4421,7 +4645,7 @@
               <w:rPr>
                 <w:sz w:val="19"/>
               </w:rPr>
-              <w:t>A baseline remains available for comparison.; The visual is technically plausible and free of accidental text/logos.</w:t>
+              <w:t>A baseline remains available for comparison.</w:t>
             </w:r>
           </w:p>
         </w:tc>
@@ -4468,7 +4692,7 @@
               <w:rPr>
                 <w:sz w:val="19"/>
               </w:rPr>
-              <w:t>67</w:t>
+              <w:t>76</w:t>
             </w:r>
           </w:p>
         </w:tc>
@@ -4482,7 +4706,7 @@
               <w:rPr>
                 <w:sz w:val="19"/>
               </w:rPr>
-              <w:t>Narration is intelligible and synchronised.; Captions accurately represent speech and meaningful sound.</w:t>
+              <w:t>Narration is intelligible, synchronised and free of avoidable recording distractions.</w:t>
             </w:r>
           </w:p>
         </w:tc>
@@ -4529,7 +4753,7 @@
               <w:rPr>
                 <w:sz w:val="19"/>
               </w:rPr>
-              <w:t>68</w:t>
+              <w:t>77</w:t>
             </w:r>
           </w:p>
         </w:tc>
@@ -4543,7 +4767,7 @@
               <w:rPr>
                 <w:sz w:val="19"/>
               </w:rPr>
-              <w:t>All audio and captions map to the correct slides.; Naming and control behaviour are consistent.</w:t>
+              <w:t>All audio, captions and transcript equivalents map to the correct slides.</w:t>
             </w:r>
           </w:p>
         </w:tc>
@@ -4590,7 +4814,7 @@
               <w:rPr>
                 <w:sz w:val="19"/>
               </w:rPr>
-              <w:t>92</w:t>
+              <w:t>105</w:t>
             </w:r>
           </w:p>
         </w:tc>
@@ -4604,7 +4828,7 @@
               <w:rPr>
                 <w:sz w:val="19"/>
               </w:rPr>
-              <w:t>Question and feedback align to the taught criterion.; Scoring and attempts behave as specified.</w:t>
+              <w:t>The realistic decision and consequence-based feedback align to the taught criterion.</w:t>
             </w:r>
           </w:p>
         </w:tc>
@@ -4651,7 +4875,7 @@
               <w:rPr>
                 <w:sz w:val="19"/>
               </w:rPr>
-              <w:t>93</w:t>
+              <w:t>106</w:t>
             </w:r>
           </w:p>
         </w:tc>
@@ -4665,7 +4889,7 @@
               <w:rPr>
                 <w:sz w:val="19"/>
               </w:rPr>
-              <w:t>Both questions assess the mapped criteria.; The result slide tracks the correct items and score.</w:t>
+              <w:t>Both questions assess the mapped criteria through meaningful learner choices.</w:t>
             </w:r>
           </w:p>
         </w:tc>
@@ -4712,7 +4936,7 @@
               <w:rPr>
                 <w:sz w:val="19"/>
               </w:rPr>
-              <w:t>117</w:t>
+              <w:t>132</w:t>
             </w:r>
           </w:p>
         </w:tc>
@@ -4726,7 +4950,7 @@
               <w:rPr>
                 <w:sz w:val="19"/>
               </w:rPr>
-              <w:t>The summary communicates the intended actions and next step.; Navigation and accessibility tests pass.</w:t>
+              <w:t>The summary communicates the intended actions and next step.</w:t>
             </w:r>
           </w:p>
         </w:tc>
